--- a/BACKUP&RECOVERY/02장/02장_실습문제_추가서술형_정답.docx
+++ b/BACKUP&RECOVERY/02장/02장_실습문제_추가서술형_정답.docx
@@ -2724,7 +2724,7 @@
           <w:b w:val="0"/>
           <w:sz w:val="21"/>
         </w:rPr>
-        <w:t xml:space="preserve">  $ cp /u01/app/oracle/oradata/ORCL/control01.ctl /u02/oradata/ORCL/control03.ctl</w:t>
+        <w:t xml:space="preserve">  $ cp /u01/app/oracle/oradata/orcl/control01.ctl /u02/oradata/orcl/control03.ctl</w:t>
       </w:r>
     </w:p>
     <w:p>
@@ -3608,7 +3608,7 @@
           <w:b w:val="0"/>
           <w:sz w:val="21"/>
         </w:rPr>
-        <w:t xml:space="preserve">  ALTER DATABASE DROP LOGFILE MEMBER '/u02/oradata/ORCL/redo03b.log';</w:t>
+        <w:t xml:space="preserve">  ALTER DATABASE DROP LOGFILE MEMBER '/u02/oradata/orcl/redo03b.log';</w:t>
       </w:r>
     </w:p>
     <w:p>
@@ -3622,7 +3622,7 @@
           <w:b w:val="0"/>
           <w:sz w:val="21"/>
         </w:rPr>
-        <w:t xml:space="preserve">  !rm -f /u02/oradata/ORCL/redo03b.log</w:t>
+        <w:t xml:space="preserve">  !rm -f /u02/oradata/orcl/redo03b.log</w:t>
       </w:r>
     </w:p>
     <w:p>
@@ -3636,7 +3636,7 @@
           <w:b w:val="0"/>
           <w:sz w:val="21"/>
         </w:rPr>
-        <w:t xml:space="preserve">  ALTER DATABASE ADD LOGFILE MEMBER '/u02/oradata/ORCL/redo03b.log' REUSE TO GROUP 3;</w:t>
+        <w:t xml:space="preserve">  ALTER DATABASE ADD LOGFILE MEMBER '/u02/oradata/orcl/redo03b.log' REUSE TO GROUP 3;</w:t>
       </w:r>
     </w:p>
     <w:p>
@@ -4484,7 +4484,7 @@
           <w:b/>
           <w:sz w:val="21"/>
         </w:rPr>
-        <w:t>[추가-17] 제어 파일에 세 번째 사본을 /u02/oradata/ORCL/control03.ctl 경로로 추가하는 전체 절차를 명령 순서로 작성하시오.</w:t>
+        <w:t>[추가-17] 제어 파일에 세 번째 사본을 /u02/oradata/orcl/control03.ctl 경로로 추가하는 전체 절차를 명령 순서로 작성하시오.</w:t>
       </w:r>
     </w:p>
     <w:p>
@@ -4550,7 +4550,7 @@
           <w:rFonts w:ascii="Consolas" w:hAnsi="Consolas" w:eastAsia="Consolas"/>
           <w:sz w:val="19"/>
         </w:rPr>
-        <w:t xml:space="preserve">  2    '/u01/app/oracle/oradata/ORCL/control01.ctl',</w:t>
+        <w:t xml:space="preserve">  2    '/u01/app/oracle/oradata/orcl/control01.ctl',</w:t>
       </w:r>
     </w:p>
     <w:p>
@@ -4563,7 +4563,7 @@
           <w:rFonts w:ascii="Consolas" w:hAnsi="Consolas" w:eastAsia="Consolas"/>
           <w:sz w:val="19"/>
         </w:rPr>
-        <w:t xml:space="preserve">  3    '/u01/app/oracle/oradata/ORCL/control02.ctl',</w:t>
+        <w:t xml:space="preserve">  3    '/u01/app/oracle/oradata/orcl/control02.ctl',</w:t>
       </w:r>
     </w:p>
     <w:p>
@@ -4576,7 +4576,7 @@
           <w:rFonts w:ascii="Consolas" w:hAnsi="Consolas" w:eastAsia="Consolas"/>
           <w:sz w:val="19"/>
         </w:rPr>
-        <w:t xml:space="preserve">  4    '/u02/oradata/ORCL/control03.ctl' SCOPE=spfile;</w:t>
+        <w:t xml:space="preserve">  4    '/u02/oradata/orcl/control03.ctl' SCOPE=spfile;</w:t>
       </w:r>
     </w:p>
     <w:p>
@@ -4628,7 +4628,7 @@
           <w:rFonts w:ascii="Consolas" w:hAnsi="Consolas" w:eastAsia="Consolas"/>
           <w:sz w:val="19"/>
         </w:rPr>
-        <w:t>SYS@orcl&gt; !mkdir -p /u02/oradata/ORCL</w:t>
+        <w:t>SYS@orcl&gt; !mkdir -p /u02/oradata/orcl</w:t>
       </w:r>
     </w:p>
     <w:p>
@@ -4641,7 +4641,7 @@
           <w:rFonts w:ascii="Consolas" w:hAnsi="Consolas" w:eastAsia="Consolas"/>
           <w:sz w:val="19"/>
         </w:rPr>
-        <w:t>SYS@orcl&gt; !cp -v /u01/app/oracle/oradata/ORCL/control01.ctl /u02/oradata/ORCL/control03.ctl</w:t>
+        <w:t>SYS@orcl&gt; !cp -v /u01/app/oracle/oradata/orcl/control01.ctl /u02/oradata/orcl/control03.ctl</w:t>
       </w:r>
     </w:p>
     <w:p>
@@ -4733,7 +4733,7 @@
           <w:rFonts w:ascii="Consolas" w:hAnsi="Consolas" w:eastAsia="Consolas"/>
           <w:sz w:val="19"/>
         </w:rPr>
-        <w:t>SYS@orcl&gt; !ls -l --time-style=+%H:%M:%S /u01/app/oracle/oradata/ORCL/control0*.ctl /u02/oradata/ORCL/control03.ctl</w:t>
+        <w:t>SYS@orcl&gt; !ls -l --time-style=+%H:%M:%S /u01/app/oracle/oradata/orcl/control0*.ctl /u02/oradata/orcl/control03.ctl</w:t>
       </w:r>
     </w:p>
     <w:p>
@@ -4949,7 +4949,7 @@
           <w:rFonts w:ascii="Consolas" w:hAnsi="Consolas" w:eastAsia="Consolas"/>
           <w:sz w:val="19"/>
         </w:rPr>
-        <w:t>SYS@orcl&gt; ALTER DATABASE ADD LOGFILE MEMBER '/u02/oradata/ORCL/redo01b.log' TO GROUP 1;</w:t>
+        <w:t>SYS@orcl&gt; ALTER DATABASE ADD LOGFILE MEMBER '/u02/oradata/orcl/redo01b.log' TO GROUP 1;</w:t>
       </w:r>
     </w:p>
     <w:p>
@@ -4962,7 +4962,7 @@
           <w:rFonts w:ascii="Consolas" w:hAnsi="Consolas" w:eastAsia="Consolas"/>
           <w:sz w:val="19"/>
         </w:rPr>
-        <w:t>SYS@orcl&gt; ALTER DATABASE ADD LOGFILE MEMBER '/u02/oradata/ORCL/redo02b.log' TO GROUP 2;</w:t>
+        <w:t>SYS@orcl&gt; ALTER DATABASE ADD LOGFILE MEMBER '/u02/oradata/orcl/redo02b.log' TO GROUP 2;</w:t>
       </w:r>
     </w:p>
     <w:p>
@@ -4975,7 +4975,7 @@
           <w:rFonts w:ascii="Consolas" w:hAnsi="Consolas" w:eastAsia="Consolas"/>
           <w:sz w:val="19"/>
         </w:rPr>
-        <w:t>SYS@orcl&gt; ALTER DATABASE ADD LOGFILE MEMBER '/u02/oradata/ORCL/redo03b.log' TO GROUP 3;</w:t>
+        <w:t>SYS@orcl&gt; ALTER DATABASE ADD LOGFILE MEMBER '/u02/oradata/orcl/redo03b.log' TO GROUP 3;</w:t>
       </w:r>
     </w:p>
     <w:p>
